--- a/dic/خطابات جاهزة لتعديل/تعهد اختلاف جنسية.docx
+++ b/dic/خطابات جاهزة لتعديل/تعهد اختلاف جنسية.docx
@@ -68,9 +68,7 @@
               <w:spacing w:line="240" w:lineRule="auto"/>
               <w:jc w:val="center"/>
               <w:rPr>
-                <w:rFonts w:asciiTheme="minorBidi" w:hAnsiTheme="minorBidi"/>
-                <w:b/>
-                <w:bCs/>
+                <w:rFonts w:asciiTheme="minorBidi" w:hAnsiTheme="minorBidi" w:cs="AL-Mateen"/>
                 <w:color w:val="000000" w:themeColor="text1"/>
                 <w:sz w:val="32"/>
                 <w:szCs w:val="32"/>
@@ -79,9 +77,7 @@
             </w:pPr>
             <w:r>
               <w:rPr>
-                <w:rFonts w:asciiTheme="minorBidi" w:hAnsiTheme="minorBidi"/>
-                <w:b/>
-                <w:bCs/>
+                <w:rFonts w:asciiTheme="minorBidi" w:hAnsiTheme="minorBidi" w:cs="AL-Mateen"/>
                 <w:color w:val="000000" w:themeColor="text1"/>
                 <w:sz w:val="32"/>
                 <w:szCs w:val="32"/>
@@ -108,9 +104,7 @@
               <w:spacing w:line="240" w:lineRule="auto"/>
               <w:jc w:val="center"/>
               <w:rPr>
-                <w:rFonts w:asciiTheme="minorBidi" w:hAnsiTheme="minorBidi"/>
-                <w:b/>
-                <w:bCs/>
+                <w:rFonts w:asciiTheme="minorBidi" w:hAnsiTheme="minorBidi" w:cs="AL-Mateen"/>
                 <w:color w:val="000000" w:themeColor="text1"/>
                 <w:sz w:val="32"/>
                 <w:szCs w:val="32"/>
@@ -119,9 +113,7 @@
             </w:pPr>
             <w:r>
               <w:rPr>
-                <w:rFonts w:asciiTheme="minorBidi" w:hAnsiTheme="minorBidi"/>
-                <w:b/>
-                <w:bCs/>
+                <w:rFonts w:asciiTheme="minorBidi" w:hAnsiTheme="minorBidi" w:cs="AL-Mateen"/>
                 <w:color w:val="000000" w:themeColor="text1"/>
                 <w:sz w:val="32"/>
                 <w:szCs w:val="32"/>
@@ -148,9 +140,7 @@
               <w:spacing w:line="240" w:lineRule="auto"/>
               <w:jc w:val="center"/>
               <w:rPr>
-                <w:rFonts w:asciiTheme="minorBidi" w:hAnsiTheme="minorBidi"/>
-                <w:b/>
-                <w:bCs/>
+                <w:rFonts w:asciiTheme="minorBidi" w:hAnsiTheme="minorBidi" w:cs="AL-Mateen"/>
                 <w:color w:val="000000" w:themeColor="text1"/>
                 <w:sz w:val="32"/>
                 <w:szCs w:val="32"/>
@@ -159,9 +149,7 @@
             </w:pPr>
             <w:r>
               <w:rPr>
-                <w:rFonts w:asciiTheme="minorBidi" w:hAnsiTheme="minorBidi"/>
-                <w:b/>
-                <w:bCs/>
+                <w:rFonts w:asciiTheme="minorBidi" w:hAnsiTheme="minorBidi" w:cs="AL-Mateen"/>
                 <w:color w:val="000000" w:themeColor="text1"/>
                 <w:sz w:val="32"/>
                 <w:szCs w:val="32"/>
@@ -171,9 +159,7 @@
             </w:r>
             <w:r>
               <w:rPr>
-                <w:rFonts w:asciiTheme="minorBidi" w:hAnsiTheme="minorBidi" w:hint="cs"/>
-                <w:b/>
-                <w:bCs/>
+                <w:rFonts w:asciiTheme="minorBidi" w:hAnsiTheme="minorBidi" w:cs="AL-Mateen" w:hint="cs"/>
                 <w:color w:val="000000" w:themeColor="text1"/>
                 <w:sz w:val="32"/>
                 <w:szCs w:val="32"/>
@@ -284,7 +270,7 @@
     <w:p>
       <w:pPr>
         <w:rPr>
-          <w:rFonts w:asciiTheme="minorBidi" w:hAnsiTheme="minorBidi" w:cs="Arial"/>
+          <w:rFonts w:asciiTheme="minorBidi" w:hAnsiTheme="minorBidi" w:cs="AL-Mohanad Bold"/>
           <w:color w:val="000000" w:themeColor="text1"/>
           <w:sz w:val="36"/>
           <w:szCs w:val="36"/>
@@ -293,7 +279,7 @@
       </w:pPr>
       <w:r>
         <w:rPr>
-          <w:rFonts w:asciiTheme="minorBidi" w:hAnsiTheme="minorBidi" w:cs="Arial"/>
+          <w:rFonts w:asciiTheme="minorBidi" w:hAnsiTheme="minorBidi" w:cs="AL-Mohanad Bold"/>
           <w:color w:val="000000" w:themeColor="text1"/>
           <w:sz w:val="36"/>
           <w:szCs w:val="36"/>
@@ -303,7 +289,7 @@
       </w:r>
       <w:r>
         <w:rPr>
-          <w:rFonts w:asciiTheme="minorBidi" w:hAnsiTheme="minorBidi" w:cs="Arial" w:hint="cs"/>
+          <w:rFonts w:asciiTheme="minorBidi" w:hAnsiTheme="minorBidi" w:cs="AL-Mohanad Bold" w:hint="cs"/>
           <w:color w:val="000000" w:themeColor="text1"/>
           <w:sz w:val="36"/>
           <w:szCs w:val="36"/>
@@ -313,13 +299,35 @@
       </w:r>
       <w:r>
         <w:rPr>
-          <w:rFonts w:asciiTheme="minorBidi" w:hAnsiTheme="minorBidi" w:cs="Arial"/>
+          <w:rFonts w:asciiTheme="minorBidi" w:hAnsiTheme="minorBidi" w:cs="AL-Mohanad Bold"/>
           <w:color w:val="000000" w:themeColor="text1"/>
           <w:sz w:val="36"/>
           <w:szCs w:val="36"/>
           <w:rtl/>
         </w:rPr>
-        <w:t xml:space="preserve">                                               بمراجعة الجوازات فور عودتي لتصحيح الجنسية من (                                         ) الى (                        ) و أتحمل كافة العقوبات في حال عدم تصحيح الجنسية.    </w:t>
+        <w:t xml:space="preserve">                                               بمراجعة الجوازات فور عودتي لتصحيح الجنسية من </w:t>
+      </w:r>
+      <w:proofErr w:type="gramStart"/>
+      <w:r>
+        <w:rPr>
+          <w:rFonts w:asciiTheme="minorBidi" w:hAnsiTheme="minorBidi" w:cs="AL-Mohanad Bold"/>
+          <w:color w:val="000000" w:themeColor="text1"/>
+          <w:sz w:val="36"/>
+          <w:szCs w:val="36"/>
+          <w:rtl/>
+        </w:rPr>
+        <w:t xml:space="preserve">(  </w:t>
+      </w:r>
+      <w:proofErr w:type="gramEnd"/>
+      <w:r>
+        <w:rPr>
+          <w:rFonts w:asciiTheme="minorBidi" w:hAnsiTheme="minorBidi" w:cs="AL-Mohanad Bold"/>
+          <w:color w:val="000000" w:themeColor="text1"/>
+          <w:sz w:val="36"/>
+          <w:szCs w:val="36"/>
+          <w:rtl/>
+        </w:rPr>
+        <w:t xml:space="preserve">                                       ) الى (                        ) و أتحمل كافة العقوبات في حال عدم تصحيح الجنسية.    </w:t>
       </w:r>
     </w:p>
     <w:p>
@@ -388,7 +396,7 @@
     <w:p>
       <w:pPr>
         <w:rPr>
-          <w:rFonts w:asciiTheme="minorBidi" w:hAnsiTheme="minorBidi" w:cs="Arial"/>
+          <w:rFonts w:asciiTheme="minorBidi" w:hAnsiTheme="minorBidi" w:cs="AL-Mateen"/>
           <w:color w:val="000000" w:themeColor="text1"/>
           <w:sz w:val="36"/>
           <w:szCs w:val="36"/>
@@ -397,7 +405,7 @@
       </w:pPr>
       <w:r>
         <w:rPr>
-          <w:rFonts w:asciiTheme="minorBidi" w:hAnsiTheme="minorBidi" w:cs="Arial"/>
+          <w:rFonts w:asciiTheme="minorBidi" w:hAnsiTheme="minorBidi" w:cs="AL-Mateen"/>
           <w:color w:val="000000" w:themeColor="text1"/>
           <w:sz w:val="36"/>
           <w:szCs w:val="36"/>
@@ -409,7 +417,7 @@
     <w:p>
       <w:pPr>
         <w:rPr>
-          <w:rFonts w:asciiTheme="minorBidi" w:hAnsiTheme="minorBidi" w:cs="Arial"/>
+          <w:rFonts w:asciiTheme="minorBidi" w:hAnsiTheme="minorBidi" w:cs="AL-Mateen"/>
           <w:color w:val="000000" w:themeColor="text1"/>
           <w:sz w:val="36"/>
           <w:szCs w:val="36"/>
@@ -418,7 +426,7 @@
       </w:pPr>
       <w:r>
         <w:rPr>
-          <w:rFonts w:asciiTheme="minorBidi" w:hAnsiTheme="minorBidi" w:cs="Arial"/>
+          <w:rFonts w:asciiTheme="minorBidi" w:hAnsiTheme="minorBidi" w:cs="AL-Mateen"/>
           <w:color w:val="000000" w:themeColor="text1"/>
           <w:sz w:val="36"/>
           <w:szCs w:val="36"/>
@@ -430,7 +438,7 @@
     <w:p>
       <w:pPr>
         <w:rPr>
-          <w:rFonts w:asciiTheme="minorBidi" w:hAnsiTheme="minorBidi" w:cs="Arial"/>
+          <w:rFonts w:asciiTheme="minorBidi" w:hAnsiTheme="minorBidi" w:cs="AL-Mateen"/>
           <w:color w:val="000000" w:themeColor="text1"/>
           <w:sz w:val="36"/>
           <w:szCs w:val="36"/>
@@ -439,7 +447,7 @@
       </w:pPr>
       <w:r>
         <w:rPr>
-          <w:rFonts w:asciiTheme="minorBidi" w:hAnsiTheme="minorBidi" w:cs="Arial"/>
+          <w:rFonts w:asciiTheme="minorBidi" w:hAnsiTheme="minorBidi" w:cs="AL-Mateen"/>
           <w:color w:val="000000" w:themeColor="text1"/>
           <w:sz w:val="36"/>
           <w:szCs w:val="36"/>
@@ -451,7 +459,7 @@
     <w:p>
       <w:pPr>
         <w:rPr>
-          <w:rFonts w:asciiTheme="minorBidi" w:hAnsiTheme="minorBidi" w:cs="Arial"/>
+          <w:rFonts w:asciiTheme="minorBidi" w:hAnsiTheme="minorBidi" w:cs="AL-Mateen"/>
           <w:color w:val="000000" w:themeColor="text1"/>
           <w:sz w:val="36"/>
           <w:szCs w:val="36"/>
@@ -460,7 +468,7 @@
       </w:pPr>
       <w:r>
         <w:rPr>
-          <w:rFonts w:asciiTheme="minorBidi" w:hAnsiTheme="minorBidi" w:cs="Arial"/>
+          <w:rFonts w:asciiTheme="minorBidi" w:hAnsiTheme="minorBidi" w:cs="AL-Mateen"/>
           <w:color w:val="000000" w:themeColor="text1"/>
           <w:sz w:val="36"/>
           <w:szCs w:val="36"/>
@@ -472,7 +480,7 @@
     <w:p>
       <w:pPr>
         <w:rPr>
-          <w:rFonts w:asciiTheme="minorBidi" w:hAnsiTheme="minorBidi"/>
+          <w:rFonts w:asciiTheme="minorBidi" w:hAnsiTheme="minorBidi" w:cs="AL-Mateen"/>
           <w:color w:val="000000" w:themeColor="text1"/>
           <w:sz w:val="36"/>
           <w:szCs w:val="36"/>
@@ -481,7 +489,7 @@
       </w:pPr>
       <w:r>
         <w:rPr>
-          <w:rFonts w:asciiTheme="minorBidi" w:hAnsiTheme="minorBidi" w:cs="Arial"/>
+          <w:rFonts w:asciiTheme="minorBidi" w:hAnsiTheme="minorBidi" w:cs="AL-Mateen"/>
           <w:color w:val="000000" w:themeColor="text1"/>
           <w:sz w:val="36"/>
           <w:szCs w:val="36"/>
@@ -568,6 +576,7 @@
         <w:bCs/>
       </w:rPr>
     </w:pPr>
+    <w:proofErr w:type="gramStart"/>
     <w:r>
       <w:rPr>
         <w:rFonts w:hint="cs"/>
@@ -575,7 +584,17 @@
         <w:bCs/>
         <w:rtl/>
       </w:rPr>
-      <w:t xml:space="preserve">الـرقــم :  </w:t>
+      <w:t>الـرقــم :</w:t>
+    </w:r>
+    <w:proofErr w:type="gramEnd"/>
+    <w:r>
+      <w:rPr>
+        <w:rFonts w:hint="cs"/>
+        <w:b/>
+        <w:bCs/>
+        <w:rtl/>
+      </w:rPr>
+      <w:t xml:space="preserve">  </w:t>
     </w:r>
     <w:r>
       <w:rPr>
@@ -996,7 +1015,7 @@
               <v:stroke joinstyle="miter"/>
               <v:path gradientshapeok="t" o:connecttype="rect"/>
             </v:shapetype>
-            <v:shape id="مربع نص 23" o:spid="_x0000_s1026" type="#_x0000_t202" style="position:absolute;margin-left:335.35pt;margin-top:16.1pt;width:123.75pt;height:36.35pt;z-index:251663360;visibility:visible;mso-wrap-style:square;mso-width-percent:0;mso-height-percent:0;mso-wrap-distance-left:9pt;mso-wrap-distance-top:0;mso-wrap-distance-right:9pt;mso-wrap-distance-bottom:0;mso-position-horizontal:absolute;mso-position-horizontal-relative:text;mso-position-vertical:absolute;mso-position-vertical-relative:text;mso-width-percent:0;mso-height-percent:0;mso-width-relative:margin;mso-height-relative:margin;v-text-anchor:top" o:gfxdata="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" filled="f" stroked="f">
+            <v:shape id="مربع نص 23" o:spid="_x0000_s1026" type="#_x0000_t202" style="position:absolute;margin-left:335.35pt;margin-top:16.1pt;width:123.75pt;height:36.35pt;z-index:251663360;visibility:visible;mso-wrap-style:square;mso-width-percent:0;mso-height-percent:0;mso-wrap-distance-left:9pt;mso-wrap-distance-top:0;mso-wrap-distance-right:9pt;mso-wrap-distance-bottom:0;mso-position-horizontal:absolute;mso-position-horizontal-relative:text;mso-position-vertical:absolute;mso-position-vertical-relative:text;mso-width-percent:0;mso-height-percent:0;mso-width-relative:margin;mso-height-relative:margin;v-text-anchor:top" o:gfxdata="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" filled="f" stroked="f">
               <v:textbox>
                 <w:txbxContent>
                   <w:p>
@@ -1107,16 +1126,7 @@
                               <w:szCs w:val="36"/>
                               <w:rtl/>
                             </w:rPr>
-                            <w:t xml:space="preserve">المديرية </w:t>
-                          </w:r>
-                          <w:r>
-                            <w:rPr>
-                              <w:rFonts w:cs="Farsi Simple Bold" w:hint="cs"/>
-                              <w:sz w:val="36"/>
-                              <w:szCs w:val="36"/>
-                              <w:rtl/>
-                            </w:rPr>
-                            <w:t>العامة للجوازات</w:t>
+                            <w:t>المديرية العامة للجوازات</w:t>
                           </w:r>
                         </w:p>
                       </w:txbxContent>
@@ -1138,7 +1148,7 @@
         </mc:Choice>
         <mc:Fallback>
           <w:pict>
-            <v:shape w14:anchorId="77FC4C12" id="مربع نص 22" o:spid="_x0000_s1027" type="#_x0000_t202" style="position:absolute;margin-left:323.3pt;margin-top:37.55pt;width:145.5pt;height:69.55pt;z-index:251664384;visibility:visible;mso-wrap-style:square;mso-width-percent:0;mso-height-percent:0;mso-wrap-distance-left:9pt;mso-wrap-distance-top:0;mso-wrap-distance-right:9pt;mso-wrap-distance-bottom:0;mso-position-horizontal:absolute;mso-position-horizontal-relative:text;mso-position-vertical:absolute;mso-position-vertical-relative:text;mso-width-percent:0;mso-height-percent:0;mso-width-relative:margin;mso-height-relative:margin;v-text-anchor:top" o:gfxdata="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" filled="f" stroked="f">
+            <v:shape w14:anchorId="77FC4C12" id="مربع نص 22" o:spid="_x0000_s1027" type="#_x0000_t202" style="position:absolute;margin-left:323.3pt;margin-top:37.55pt;width:145.5pt;height:69.55pt;z-index:251664384;visibility:visible;mso-wrap-style:square;mso-width-percent:0;mso-height-percent:0;mso-wrap-distance-left:9pt;mso-wrap-distance-top:0;mso-wrap-distance-right:9pt;mso-wrap-distance-bottom:0;mso-position-horizontal:absolute;mso-position-horizontal-relative:text;mso-position-vertical:absolute;mso-position-vertical-relative:text;mso-width-percent:0;mso-height-percent:0;mso-width-relative:margin;mso-height-relative:margin;v-text-anchor:top" o:gfxdata="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" filled="f" stroked="f">
               <v:textbox>
                 <w:txbxContent>
                   <w:p>
@@ -2532,7 +2542,6 @@
 <ds:datastoreItem xmlns:ds="http://schemas.openxmlformats.org/officeDocument/2006/customXml" ds:itemID="{405E6793-3068-4842-AC86-F6320CFAA2C0}">
   <ds:schemaRefs>
     <ds:schemaRef ds:uri="http://schemas.openxmlformats.org/officeDocument/2006/bibliography"/>
-    <ds:schemaRef ds:uri="http://www.w3.org/2000/xmlns/"/>
   </ds:schemaRefs>
 </ds:datastoreItem>
 </file>